--- a/dosyalar/9-sinif/arapca-9-2d1y-beceri.docx
+++ b/dosyalar/9-sinif/arapca-9-2d1y-beceri.docx
@@ -540,7 +540,7 @@
                 <w:szCs w:val="28"/>
                 <w:rtl/>
               </w:rPr>
-              <w:t xml:space="preserve">أَنَا مُحَمَّدٌ، وَأَنَا طَالِبٌ فِي الصَّفِّ التَّاسِعِ.</w:t>
+              <w:t xml:space="preserve">أَنَا مُحَمَّد، وَأَنَا طَالِبٌ فِي الصَّفِّ التَّاسِعِ.</w:t>
             </w:r>
           </w:p>
           <w:p>
@@ -558,7 +558,7 @@
                 <w:szCs w:val="28"/>
                 <w:rtl/>
               </w:rPr>
-              <w:t xml:space="preserve">أُسْرَتِي أُسْرَةٌ كَبِيرَةٌ: أَبِي وَأُمِّي وَجَدِّي وَأَخِي وَأُخْتَايَ.</w:t>
+              <w:t xml:space="preserve">أُسْرَتِي أُسْرَةٌ كَبِيرَةٌ: أَبِي وَأُمِّي وَجَدِّي وَأَخِي وَأُخْتَايَ.</w:t>
             </w:r>
           </w:p>
           <w:p>
@@ -576,7 +576,7 @@
                 <w:szCs w:val="28"/>
                 <w:rtl/>
               </w:rPr>
-              <w:t xml:space="preserve">أَبِي مُهَنْدِسٌ فِي شَرِكَةٍ كَبِيرَةٍ، وَأُمِّي مُدَرِّسَةٌ فِي مَدْرَسَةٍ قَرِيبَةٍ.</w:t>
+              <w:t xml:space="preserve">أَبِي مُهَنْدِسٌ فِي شَرِكَةٍ كَبِيرَةٍ، وَأُمِّي مُدَرِّسَةٌ فِي مَدْرَسَةٍ قَرِيبَةٍ.</w:t>
             </w:r>
           </w:p>
           <w:p>
@@ -594,7 +594,7 @@
                 <w:szCs w:val="28"/>
                 <w:rtl/>
               </w:rPr>
-              <w:t xml:space="preserve">جَدِّي رَجُلٌ كَبِيرٌ فِي السِّنِّ، وَهُوَ يَجْلِسُ فِي الشُّرْفَةِ كُلَّ صَبَاحٍ.</w:t>
+              <w:t xml:space="preserve">جَدِّي رَجُلٌ كَبِيرٌ فِي السِّنِّ، وَهُوَ يَجْلِسُ فِي الشُّرْفَةِ كُلَّ صَبَاحٍ.</w:t>
             </w:r>
           </w:p>
           <w:p>
@@ -612,7 +612,7 @@
                 <w:szCs w:val="28"/>
                 <w:rtl/>
               </w:rPr>
-              <w:t xml:space="preserve">بَيْتُنَا وَاسِعٌ، وَفِيهِ أَرْبَعُ غُرَفٍ وَمَطْبَخٌ وَحَمَّامَانِ.</w:t>
+              <w:t xml:space="preserve">بَيْتُنَا وَاسِعٌ، وَفِيهِ أَرْبَعُ غُرَفٍ وَمَطْبَخٌ وَحَمَّامَانِ.</w:t>
             </w:r>
           </w:p>
           <w:p>
@@ -630,7 +630,7 @@
                 <w:szCs w:val="28"/>
                 <w:rtl/>
               </w:rPr>
-              <w:t xml:space="preserve">فِي غُرْفَةِ الْجُلُوسِ تِلْفَازٌ كَبِيرٌ وَسَجَّادَةٌ جَمِيلَةٌ.</w:t>
+              <w:t xml:space="preserve">فِي غُرْفَةِ الجُلُوسِ تِلْفَازٌ كَبِيرٌ وَسَجَّادَةٌ جَمِيلَةٌ.</w:t>
             </w:r>
           </w:p>
           <w:p>
@@ -648,7 +648,7 @@
                 <w:szCs w:val="28"/>
                 <w:rtl/>
               </w:rPr>
-              <w:t xml:space="preserve">وَفِي غُرْفَتِي سَرِيرٌ وَخِزَانَةٌ وَطَاوِلَةٌ صَغِيرَةٌ لِلدِّرَاسَةِ.</w:t>
+              <w:t xml:space="preserve">وَفِي غُرْفَتِي سَرِيرٌ وَخِزَانَةٌ وَطَاوِلَةٌ صَغِيرَةٌ لِلدِّرَاسَةِ.</w:t>
             </w:r>
           </w:p>
           <w:p>
@@ -666,7 +666,7 @@
                 <w:szCs w:val="28"/>
                 <w:rtl/>
               </w:rPr>
-              <w:t xml:space="preserve">أَمَامَ الْبَيْتِ حَدِيقَةٌ فِيهَا أَشْجَارٌ وَأَزْهَارٌ.</w:t>
+              <w:t xml:space="preserve">أَمَامَ البَيْتِ حَدِيقَةٌ فِيهَا أَشْجَارٌ وَأَزْهَارٌ.</w:t>
             </w:r>
           </w:p>
           <w:p>
@@ -684,7 +684,7 @@
                 <w:szCs w:val="28"/>
                 <w:rtl/>
               </w:rPr>
-              <w:t xml:space="preserve">نَجْلِسُ فِي الْحَدِيقَةِ مَعَ الْأُسْرَةِ فِي أَيَّامِ الْعُطْلَةِ.</w:t>
+              <w:t xml:space="preserve">نَجْلِسُ فِي الحَدِيقَةِ مَعَ الأُسْرَةِ فِي أَيَّامِ العُطْلَةِ.</w:t>
             </w:r>
           </w:p>
           <w:p>
@@ -702,7 +702,7 @@
                 <w:szCs w:val="28"/>
                 <w:rtl/>
               </w:rPr>
-              <w:t xml:space="preserve">أُحِبُّ بَيْتِي كَثِيرًا لِأَنَّهُ بَيْتُ السَّعَادَةِ.</w:t>
+              <w:t xml:space="preserve">أُحِبُّ بَيْتِي كَثِيرًا لِأَنَّهُ بَيْتُ السَّعَادَةِ.</w:t>
             </w:r>
           </w:p>
         </w:tc>
@@ -756,7 +756,7 @@
           <w:szCs w:val="27"/>
           <w:rtl/>
         </w:rPr>
-        <w:t xml:space="preserve">مَا مِهْنَةُ أُمِّ مُحَمَّدٍ؟</w:t>
+        <w:t xml:space="preserve">مَا مِهْنَةُ أُمِّ مُحَمَّد؟</w:t>
       </w:r>
     </w:p>
     <w:tbl>
@@ -824,7 +824,7 @@
                 <w:szCs w:val="25"/>
                 <w:rtl/>
               </w:rPr>
-              <w:t xml:space="preserve">مُدَرِّسَةٌ</w:t>
+              <w:t xml:space="preserve">مُدَرِّسَةٌ</w:t>
             </w:r>
           </w:p>
         </w:tc>
@@ -927,7 +927,7 @@
                 <w:szCs w:val="25"/>
                 <w:rtl/>
               </w:rPr>
-              <w:t xml:space="preserve">رَبَّةُ الْبَيْتِ</w:t>
+              <w:t xml:space="preserve">رَبَّةُ البَيْتِ</w:t>
             </w:r>
           </w:p>
         </w:tc>
@@ -1012,7 +1012,7 @@
           <w:szCs w:val="27"/>
           <w:rtl/>
         </w:rPr>
-        <w:t xml:space="preserve">أَيْنَ يَجْلِسُ الْجَدُّ كُلَّ صَبَاحٍ؟</w:t>
+        <w:t xml:space="preserve">أَيْن يَجْلِسُ الجَدُّ كُلَّ صَبَاحٍ؟</w:t>
       </w:r>
     </w:p>
     <w:tbl>
@@ -1080,7 +1080,7 @@
                 <w:szCs w:val="25"/>
                 <w:rtl/>
               </w:rPr>
-              <w:t xml:space="preserve">فِي الشُّرْفَةِ</w:t>
+              <w:t xml:space="preserve">فِي الشُّرْفَةِ</w:t>
             </w:r>
           </w:p>
         </w:tc>
@@ -1129,7 +1129,7 @@
                 <w:szCs w:val="25"/>
                 <w:rtl/>
               </w:rPr>
-              <w:t xml:space="preserve">فِي الْمَطْبَخِ</w:t>
+              <w:t xml:space="preserve">فِي المَطْبَخِ</w:t>
             </w:r>
           </w:p>
         </w:tc>
@@ -1183,7 +1183,7 @@
                 <w:szCs w:val="25"/>
                 <w:rtl/>
               </w:rPr>
-              <w:t xml:space="preserve">فِي الْحَدِيقَةِ</w:t>
+              <w:t xml:space="preserve">فِي الحَدِيقَةِ</w:t>
             </w:r>
           </w:p>
         </w:tc>
@@ -1232,7 +1232,7 @@
                 <w:szCs w:val="25"/>
                 <w:rtl/>
               </w:rPr>
-              <w:t xml:space="preserve">فِي غُرْفَةِ النَّوْمِ</w:t>
+              <w:t xml:space="preserve">فِي غُرْفَةِ النَّوْمِ</w:t>
             </w:r>
           </w:p>
         </w:tc>
@@ -1268,7 +1268,7 @@
           <w:szCs w:val="27"/>
           <w:rtl/>
         </w:rPr>
-        <w:t xml:space="preserve">مَاذَا نَفْهَمُ مِنَ النَّصِّ؟</w:t>
+        <w:t xml:space="preserve">مَاذَا نَفْهَمُ مِن النَّصِّ؟</w:t>
       </w:r>
     </w:p>
     <w:tbl>
@@ -1336,7 +1336,7 @@
                 <w:szCs w:val="24"/>
                 <w:rtl/>
               </w:rPr>
-              <w:t xml:space="preserve">أَنَّ الْبَيْتَ صَغِيرٌ</w:t>
+              <w:t xml:space="preserve">أَنَّ البَيْتَ صَغِيرٌ</w:t>
             </w:r>
           </w:p>
         </w:tc>
@@ -1385,7 +1385,7 @@
                 <w:szCs w:val="24"/>
                 <w:rtl/>
               </w:rPr>
-              <w:t xml:space="preserve">أَنَّ مُحَمَّدًا يُحِبُّ بَيْتَهُ</w:t>
+              <w:t xml:space="preserve">أَنَّ مُحَمَّدًا يُحِبُّ بَيْتَهُ</w:t>
             </w:r>
           </w:p>
         </w:tc>
@@ -1439,7 +1439,7 @@
                 <w:szCs w:val="24"/>
                 <w:rtl/>
               </w:rPr>
-              <w:t xml:space="preserve">أَنَّ الْجَدَّ مُهَنْدِسٌ</w:t>
+              <w:t xml:space="preserve">أَنَّ الجَدَّ مُهَنْدِسٌ</w:t>
             </w:r>
           </w:p>
         </w:tc>
@@ -1488,7 +1488,7 @@
                 <w:szCs w:val="24"/>
                 <w:rtl/>
               </w:rPr>
-              <w:t xml:space="preserve">أَنَّ الْأُسْرَةَ صَغِيرَةٌ</w:t>
+              <w:t xml:space="preserve">أَنَّ الأُسْرَةَ صَغِيرَةٌ</w:t>
             </w:r>
           </w:p>
         </w:tc>
@@ -2108,7 +2108,7 @@
                 <w:szCs w:val="28"/>
                 <w:rtl/>
               </w:rPr>
-              <w:t xml:space="preserve">فِي الْبَيْتِ حَدِيقَةٌ صَغِيرَةٌ.</w:t>
+              <w:t xml:space="preserve">فِي البَيْتِ حَدِيقَةٌ صَغِيرَةٌ.</w:t>
             </w:r>
           </w:p>
         </w:tc>
@@ -2360,7 +2360,7 @@
                 <w:szCs w:val="28"/>
                 <w:rtl/>
               </w:rPr>
-              <w:t xml:space="preserve">اَلْجَدَّةُ فِي الْمَطْبَخِ.</w:t>
+              <w:t xml:space="preserve">اَلجَدَّةُ فِي المَطْبَخِ.</w:t>
             </w:r>
           </w:p>
         </w:tc>
@@ -2596,7 +2596,7 @@
                 <w:szCs w:val="28"/>
                 <w:rtl/>
               </w:rPr>
-              <w:t xml:space="preserve">مَنْ أُمُّكَ؟</w:t>
+              <w:t xml:space="preserve">مَنْ أُمُّكَ؟</w:t>
             </w:r>
           </w:p>
         </w:tc>
@@ -2646,7 +2646,7 @@
                 <w:szCs w:val="28"/>
                 <w:rtl/>
               </w:rPr>
-              <w:t xml:space="preserve">أَيْنَ أُمُّكَ؟</w:t>
+              <w:t xml:space="preserve">أَيْن أُمُّكَ؟</w:t>
             </w:r>
           </w:p>
         </w:tc>
@@ -2701,7 +2701,7 @@
                 <w:szCs w:val="28"/>
                 <w:rtl/>
               </w:rPr>
-              <w:t xml:space="preserve">مَا مِهْنَةُ أُمِّكَ؟</w:t>
+              <w:t xml:space="preserve">مَا مِهْنَةُ أُمِّكَ؟</w:t>
             </w:r>
           </w:p>
         </w:tc>
@@ -2751,7 +2751,7 @@
                 <w:szCs w:val="28"/>
                 <w:rtl/>
               </w:rPr>
-              <w:t xml:space="preserve">هَلْ هَذِهِ أُمُّكَ؟</w:t>
+              <w:t xml:space="preserve">هَلْ هَذِهِ أُمُّكَ؟</w:t>
             </w:r>
           </w:p>
         </w:tc>
@@ -3329,7 +3329,7 @@
                 <w:szCs w:val="28"/>
                 <w:rtl/>
               </w:rPr>
-              <w:t xml:space="preserve">غُرْفَةُ الْجُلُوسِ</w:t>
+              <w:t xml:space="preserve">غُرْفَةُ الجُلُوسِ</w:t>
             </w:r>
           </w:p>
         </w:tc>
@@ -3379,7 +3379,7 @@
                 <w:szCs w:val="28"/>
                 <w:rtl/>
               </w:rPr>
-              <w:t xml:space="preserve">غُرْفَةُ النَّوْمِ</w:t>
+              <w:t xml:space="preserve">غُرْفَةُ النَّوْمِ</w:t>
             </w:r>
           </w:p>
         </w:tc>
@@ -3434,7 +3434,7 @@
                 <w:szCs w:val="28"/>
                 <w:rtl/>
               </w:rPr>
-              <w:t xml:space="preserve">اَلْمَطْبَخُ</w:t>
+              <w:t xml:space="preserve">اَلمَطْبَخُ</w:t>
             </w:r>
           </w:p>
         </w:tc>
@@ -3484,7 +3484,7 @@
                 <w:szCs w:val="28"/>
                 <w:rtl/>
               </w:rPr>
-              <w:t xml:space="preserve">اَلْحَمَّامُ</w:t>
+              <w:t xml:space="preserve">اَلحَمَّامُ</w:t>
             </w:r>
           </w:p>
         </w:tc>
@@ -3507,7 +3507,7 @@
           <w:sz w:val="20"/>
           <w:szCs w:val="20"/>
         </w:rPr>
-        <w:t xml:space="preserve">5.  «لَيْسَتْ أُمِّي فِي الْبَيْتِ» cümlesinde «لَيْسَتْ» edatı neden müennestir?</w:t>
+        <w:t xml:space="preserve">5.  «لَيْسَتْ أُمِّي فِي البَيْتِ» cümlesinde «لَيْسَتْ» edatı neden müennestir?</w:t>
       </w:r>
     </w:p>
     <w:tbl>
@@ -4681,7 +4681,7 @@
                 <w:szCs w:val="28"/>
                 <w:rtl/>
               </w:rPr>
-              <w:t xml:space="preserve">لَيْسَ أَخِي فِي الْبَيْتِ.</w:t>
+              <w:t xml:space="preserve">لَيْسَ أَخِي فِي البَيْتِ.</w:t>
             </w:r>
           </w:p>
         </w:tc>
@@ -4833,7 +4833,7 @@
                 <w:szCs w:val="30"/>
                 <w:rtl/>
               </w:rPr>
-              <w:t xml:space="preserve">مُهَنْدِسٌ   —   الشُّرْفَةِ   —   أَرْبَعُ   —   سَجَّادَةٌ   —   حَدِيقَةٌ</w:t>
+              <w:t xml:space="preserve">مُهَنْدِسٌ   —   الشُّرْفَةِ   —   أَرْبَعُ   —   سَجَّادَةٌ   —   حَدِيقَةٌ</w:t>
             </w:r>
           </w:p>
         </w:tc>
@@ -4940,7 +4940,7 @@
                 <w:szCs w:val="28"/>
                 <w:rtl/>
               </w:rPr>
-              <w:t xml:space="preserve">أَبُو مُحَمَّدٍ ……………………… .</w:t>
+              <w:t xml:space="preserve">أَبُو مُحَمَّد ……………………… .</w:t>
             </w:r>
           </w:p>
         </w:tc>
@@ -5012,7 +5012,7 @@
                 <w:szCs w:val="28"/>
                 <w:rtl/>
               </w:rPr>
-              <w:t xml:space="preserve">يَجْلِسُ الْجَدُّ فِي ……………………… .</w:t>
+              <w:t xml:space="preserve">يَجْلِسُ الجَدُّ فِي ……………………… .</w:t>
             </w:r>
           </w:p>
         </w:tc>
@@ -5084,7 +5084,7 @@
                 <w:szCs w:val="28"/>
                 <w:rtl/>
               </w:rPr>
-              <w:t xml:space="preserve">فِي الْبَيْتِ ……………………… غُرَفٍ.</w:t>
+              <w:t xml:space="preserve">فِي البَيْتِ ……………………… غُرَفٍ.</w:t>
             </w:r>
           </w:p>
         </w:tc>
@@ -5156,7 +5156,7 @@
                 <w:szCs w:val="28"/>
                 <w:rtl/>
               </w:rPr>
-              <w:t xml:space="preserve">فِي غُرْفَةِ الْجُلُوسِ ……………………… جَمِيلَةٌ.</w:t>
+              <w:t xml:space="preserve">فِي غُرْفَةِ الجُلُوسِ ……………………… جَمِيلَةٌ.</w:t>
             </w:r>
           </w:p>
         </w:tc>
@@ -5228,7 +5228,7 @@
                 <w:szCs w:val="28"/>
                 <w:rtl/>
               </w:rPr>
-              <w:t xml:space="preserve">أَمَامَ الْبَيْتِ ……………………… .</w:t>
+              <w:t xml:space="preserve">أَمَامَ البَيْتِ ……………………… .</w:t>
             </w:r>
           </w:p>
         </w:tc>
@@ -5497,7 +5497,7 @@
                 <w:szCs w:val="30"/>
                 <w:rtl/>
               </w:rPr>
-              <w:t xml:space="preserve">بَيْتُ الْجَدِّ</w:t>
+              <w:t xml:space="preserve">بَيْتُ الجَدِّ</w:t>
             </w:r>
           </w:p>
         </w:tc>
@@ -5593,7 +5593,7 @@
                 <w:szCs w:val="30"/>
                 <w:rtl/>
               </w:rPr>
-              <w:t xml:space="preserve">اَلْبَيْتُ الْوَاسِعُ</w:t>
+              <w:t xml:space="preserve">اَلبَيْتُ الوَاسِعُ</w:t>
             </w:r>
           </w:p>
         </w:tc>
@@ -5689,7 +5689,7 @@
                 <w:szCs w:val="30"/>
                 <w:rtl/>
               </w:rPr>
-              <w:t xml:space="preserve">غُرْفَةُ النَّوْمِ</w:t>
+              <w:t xml:space="preserve">غُرْفَةُ النَّوْمِ</w:t>
             </w:r>
           </w:p>
         </w:tc>
@@ -5785,7 +5785,7 @@
                 <w:szCs w:val="30"/>
                 <w:rtl/>
               </w:rPr>
-              <w:t xml:space="preserve">اَلسَّجَّادَةُ الْجَمِيلَةُ</w:t>
+              <w:t xml:space="preserve">اَلسَّجَّادَةُ الجَمِيلَةُ</w:t>
             </w:r>
           </w:p>
         </w:tc>
@@ -5881,7 +5881,7 @@
                 <w:szCs w:val="30"/>
                 <w:rtl/>
               </w:rPr>
-              <w:t xml:space="preserve">مِهْنَةُ الْأَبِ</w:t>
+              <w:t xml:space="preserve">مِهْنَةُ الأَبِ</w:t>
             </w:r>
           </w:p>
         </w:tc>
@@ -6746,7 +6746,7 @@
                 <w:szCs w:val="30"/>
                 <w:rtl/>
               </w:rPr>
-              <w:t xml:space="preserve">أُسْرَتِي   —   مِهْنَةُ   —   بَيْتُنَا   —   غُرْفَتِي   —   سَرِيرٌ   —   خِزَانَةٌ   —   اَلْحَدِيقَةُ   —   بَيْنَ</w:t>
+              <w:t xml:space="preserve">أُسْرَتِي   —   مِهْنَةُ   —   بَيْتُنَا   —   غُرْفَتِي   —   سَرِيرٌ   —   خِزَانَةٌ   —   اَلحَدِيقَةُ   —   بَيْنَ</w:t>
             </w:r>
           </w:p>
         </w:tc>
@@ -7408,7 +7408,7 @@
                 <w:sz w:val="19"/>
                 <w:szCs w:val="19"/>
               </w:rPr>
-              <w:t xml:space="preserve">أَنَا سَلْمَى. أُسْرَتِي كَبِيرَةٌ: أَبِي وَأُمِّي وَجَدَّتِي وَأَخِي. أَبِي طَبِيبٌ فِي الْمُسْتَشْفَى. بَيْتُنَا جَمِيلٌ، وَأَمَامَهُ حَدِيقَةٌ صَغِيرَةٌ. فِي غُرْفَتِي سَرِيرٌ وَخِزَانَةٌ وَطَاوِلَةٌ. جَدَّتِي تَجْلِسُ فِي غُرْفَةِ الْجُلُوسِ.</w:t>
+              <w:t xml:space="preserve">أَنَا سَلْمَى. أُسْرَتِي كَبِيرَةٌ: أَبِي وَأُمِّي وَجَدَّتِي وَأَخِي. أَبِي طَبِيبٌ فِي المُسْتَشْفَى. بَيْتُنَا جَمِيلٌ، وَأَمَامَهُ حَدِيقَةٌ صَغِيرَةٌ. فِي غُرْفَتِي سَرِيرٌ وَخِزَانَةٌ وَطَاوِلَةٌ. جَدَّتِي تَجْلِسُ فِي غُرْفَةِ الجُلُوسِ.</w:t>
             </w:r>
           </w:p>
           <w:p>
@@ -7708,7 +7708,7 @@
                 <w:szCs w:val="27"/>
                 <w:rtl/>
               </w:rPr>
-              <w:t xml:space="preserve">مُهَنْدِسٌ ، الشُّرْفَةِ ، أَرْبَعُ ، سَجَّادَةٌ ، حَدِيقَةٌ</w:t>
+              <w:t xml:space="preserve">مُهَنْدِسٌ ، الشُّرْفَةِ ، أَرْبَعُ ، سَجَّادَةٌ ، حَدِيقَةٌ</w:t>
             </w:r>
           </w:p>
         </w:tc>
@@ -7896,7 +7896,7 @@
                 <w:szCs w:val="27"/>
                 <w:rtl/>
               </w:rPr>
-              <w:t xml:space="preserve">هُوَ مُهَنْدِسٌ. · فِي الْبَيْتِ حَمَّامَانِ.</w:t>
+              <w:t xml:space="preserve">هُوَ مُهَنْدِسٌ. · فِي البَيْتِ حَمَّامَانِ.</w:t>
             </w:r>
           </w:p>
           <w:p>
@@ -7914,7 +7914,7 @@
                 <w:szCs w:val="27"/>
                 <w:rtl/>
               </w:rPr>
-              <w:t xml:space="preserve">فِي غُرْفَةِ الْجُلُوسِ تِلْفَازٌ وَسَجَّادَةٌ. · أَمَامَ الْبَيْتِ حَدِيقَةٌ.</w:t>
+              <w:t xml:space="preserve">فِي غُرْفَةِ الجُلُوسِ تِلْفَازٌ وَسَجَّادَةٌ. · أَمَامَ البَيْتِ حَدِيقَةٌ.</w:t>
             </w:r>
           </w:p>
           <w:p>
@@ -7932,7 +7932,7 @@
                 <w:szCs w:val="27"/>
                 <w:rtl/>
               </w:rPr>
-              <w:t xml:space="preserve">تَجْلِسُ الْأُسْرَةُ فِي الْحَدِيقَةِ.</w:t>
+              <w:t xml:space="preserve">تَجْلِسُ الأُسْرَةُ فِي الحَدِيقَةِ.</w:t>
             </w:r>
           </w:p>
         </w:tc>

--- a/dosyalar/9-sinif/arapca-9-2d1y-beceri.docx
+++ b/dosyalar/9-sinif/arapca-9-2d1y-beceri.docx
@@ -514,7 +514,7 @@
             </w:pPr>
             <w:r>
               <w:rPr>
-                <w:rFonts w:ascii="Markazi Text" w:cs="Markazi Text" w:eastAsia="Markazi Text" w:hAnsi="Markazi Text"/>
+                <w:rFonts w:ascii="Arakom" w:cs="Arakom" w:eastAsia="Arakom" w:hAnsi="Arakom"/>
                 <w:b/>
                 <w:bCs/>
                 <w:color w:val="111111"/>
@@ -532,7 +532,7 @@
             </w:pPr>
             <w:r>
               <w:rPr>
-                <w:rFonts w:ascii="Markazi Text" w:cs="Markazi Text" w:eastAsia="Markazi Text" w:hAnsi="Markazi Text"/>
+                <w:rFonts w:ascii="Arakom" w:cs="Arakom" w:eastAsia="Arakom" w:hAnsi="Arakom"/>
                 <w:b w:val="false"/>
                 <w:bCs w:val="false"/>
                 <w:color w:val="111111"/>
@@ -550,7 +550,7 @@
             </w:pPr>
             <w:r>
               <w:rPr>
-                <w:rFonts w:ascii="Markazi Text" w:cs="Markazi Text" w:eastAsia="Markazi Text" w:hAnsi="Markazi Text"/>
+                <w:rFonts w:ascii="Arakom" w:cs="Arakom" w:eastAsia="Arakom" w:hAnsi="Arakom"/>
                 <w:b w:val="false"/>
                 <w:bCs w:val="false"/>
                 <w:color w:val="111111"/>
@@ -568,7 +568,7 @@
             </w:pPr>
             <w:r>
               <w:rPr>
-                <w:rFonts w:ascii="Markazi Text" w:cs="Markazi Text" w:eastAsia="Markazi Text" w:hAnsi="Markazi Text"/>
+                <w:rFonts w:ascii="Arakom" w:cs="Arakom" w:eastAsia="Arakom" w:hAnsi="Arakom"/>
                 <w:b w:val="false"/>
                 <w:bCs w:val="false"/>
                 <w:color w:val="111111"/>
@@ -586,7 +586,7 @@
             </w:pPr>
             <w:r>
               <w:rPr>
-                <w:rFonts w:ascii="Markazi Text" w:cs="Markazi Text" w:eastAsia="Markazi Text" w:hAnsi="Markazi Text"/>
+                <w:rFonts w:ascii="Arakom" w:cs="Arakom" w:eastAsia="Arakom" w:hAnsi="Arakom"/>
                 <w:b w:val="false"/>
                 <w:bCs w:val="false"/>
                 <w:color w:val="111111"/>
@@ -604,7 +604,7 @@
             </w:pPr>
             <w:r>
               <w:rPr>
-                <w:rFonts w:ascii="Markazi Text" w:cs="Markazi Text" w:eastAsia="Markazi Text" w:hAnsi="Markazi Text"/>
+                <w:rFonts w:ascii="Arakom" w:cs="Arakom" w:eastAsia="Arakom" w:hAnsi="Arakom"/>
                 <w:b w:val="false"/>
                 <w:bCs w:val="false"/>
                 <w:color w:val="111111"/>
@@ -622,7 +622,7 @@
             </w:pPr>
             <w:r>
               <w:rPr>
-                <w:rFonts w:ascii="Markazi Text" w:cs="Markazi Text" w:eastAsia="Markazi Text" w:hAnsi="Markazi Text"/>
+                <w:rFonts w:ascii="Arakom" w:cs="Arakom" w:eastAsia="Arakom" w:hAnsi="Arakom"/>
                 <w:b w:val="false"/>
                 <w:bCs w:val="false"/>
                 <w:color w:val="111111"/>
@@ -640,7 +640,7 @@
             </w:pPr>
             <w:r>
               <w:rPr>
-                <w:rFonts w:ascii="Markazi Text" w:cs="Markazi Text" w:eastAsia="Markazi Text" w:hAnsi="Markazi Text"/>
+                <w:rFonts w:ascii="Arakom" w:cs="Arakom" w:eastAsia="Arakom" w:hAnsi="Arakom"/>
                 <w:b w:val="false"/>
                 <w:bCs w:val="false"/>
                 <w:color w:val="111111"/>
@@ -658,7 +658,7 @@
             </w:pPr>
             <w:r>
               <w:rPr>
-                <w:rFonts w:ascii="Markazi Text" w:cs="Markazi Text" w:eastAsia="Markazi Text" w:hAnsi="Markazi Text"/>
+                <w:rFonts w:ascii="Arakom" w:cs="Arakom" w:eastAsia="Arakom" w:hAnsi="Arakom"/>
                 <w:b w:val="false"/>
                 <w:bCs w:val="false"/>
                 <w:color w:val="111111"/>
@@ -676,7 +676,7 @@
             </w:pPr>
             <w:r>
               <w:rPr>
-                <w:rFonts w:ascii="Markazi Text" w:cs="Markazi Text" w:eastAsia="Markazi Text" w:hAnsi="Markazi Text"/>
+                <w:rFonts w:ascii="Arakom" w:cs="Arakom" w:eastAsia="Arakom" w:hAnsi="Arakom"/>
                 <w:b w:val="false"/>
                 <w:bCs w:val="false"/>
                 <w:color w:val="111111"/>
@@ -694,7 +694,7 @@
             </w:pPr>
             <w:r>
               <w:rPr>
-                <w:rFonts w:ascii="Markazi Text" w:cs="Markazi Text" w:eastAsia="Markazi Text" w:hAnsi="Markazi Text"/>
+                <w:rFonts w:ascii="Arakom" w:cs="Arakom" w:eastAsia="Arakom" w:hAnsi="Arakom"/>
                 <w:b w:val="false"/>
                 <w:bCs w:val="false"/>
                 <w:color w:val="111111"/>
@@ -748,7 +748,7 @@
       </w:r>
       <w:r>
         <w:rPr>
-          <w:rFonts w:ascii="Markazi Text" w:cs="Markazi Text" w:eastAsia="Markazi Text" w:hAnsi="Markazi Text"/>
+          <w:rFonts w:ascii="Arakom" w:cs="Arakom" w:eastAsia="Arakom" w:hAnsi="Arakom"/>
           <w:b w:val="false"/>
           <w:bCs w:val="false"/>
           <w:color w:val="111111"/>
@@ -816,7 +816,7 @@
             </w:r>
             <w:r>
               <w:rPr>
-                <w:rFonts w:ascii="Markazi Text" w:cs="Markazi Text" w:eastAsia="Markazi Text" w:hAnsi="Markazi Text"/>
+                <w:rFonts w:ascii="Arakom" w:cs="Arakom" w:eastAsia="Arakom" w:hAnsi="Arakom"/>
                 <w:b w:val="false"/>
                 <w:bCs w:val="false"/>
                 <w:color w:val="111111"/>
@@ -865,7 +865,7 @@
             </w:r>
             <w:r>
               <w:rPr>
-                <w:rFonts w:ascii="Markazi Text" w:cs="Markazi Text" w:eastAsia="Markazi Text" w:hAnsi="Markazi Text"/>
+                <w:rFonts w:ascii="Arakom" w:cs="Arakom" w:eastAsia="Arakom" w:hAnsi="Arakom"/>
                 <w:b w:val="false"/>
                 <w:bCs w:val="false"/>
                 <w:color w:val="111111"/>
@@ -919,7 +919,7 @@
             </w:r>
             <w:r>
               <w:rPr>
-                <w:rFonts w:ascii="Markazi Text" w:cs="Markazi Text" w:eastAsia="Markazi Text" w:hAnsi="Markazi Text"/>
+                <w:rFonts w:ascii="Arakom" w:cs="Arakom" w:eastAsia="Arakom" w:hAnsi="Arakom"/>
                 <w:b w:val="false"/>
                 <w:bCs w:val="false"/>
                 <w:color w:val="111111"/>
@@ -968,7 +968,7 @@
             </w:r>
             <w:r>
               <w:rPr>
-                <w:rFonts w:ascii="Markazi Text" w:cs="Markazi Text" w:eastAsia="Markazi Text" w:hAnsi="Markazi Text"/>
+                <w:rFonts w:ascii="Arakom" w:cs="Arakom" w:eastAsia="Arakom" w:hAnsi="Arakom"/>
                 <w:b w:val="false"/>
                 <w:bCs w:val="false"/>
                 <w:color w:val="111111"/>
@@ -1004,7 +1004,7 @@
       </w:r>
       <w:r>
         <w:rPr>
-          <w:rFonts w:ascii="Markazi Text" w:cs="Markazi Text" w:eastAsia="Markazi Text" w:hAnsi="Markazi Text"/>
+          <w:rFonts w:ascii="Arakom" w:cs="Arakom" w:eastAsia="Arakom" w:hAnsi="Arakom"/>
           <w:b w:val="false"/>
           <w:bCs w:val="false"/>
           <w:color w:val="111111"/>
@@ -1072,7 +1072,7 @@
             </w:r>
             <w:r>
               <w:rPr>
-                <w:rFonts w:ascii="Markazi Text" w:cs="Markazi Text" w:eastAsia="Markazi Text" w:hAnsi="Markazi Text"/>
+                <w:rFonts w:ascii="Arakom" w:cs="Arakom" w:eastAsia="Arakom" w:hAnsi="Arakom"/>
                 <w:b w:val="false"/>
                 <w:bCs w:val="false"/>
                 <w:color w:val="111111"/>
@@ -1121,7 +1121,7 @@
             </w:r>
             <w:r>
               <w:rPr>
-                <w:rFonts w:ascii="Markazi Text" w:cs="Markazi Text" w:eastAsia="Markazi Text" w:hAnsi="Markazi Text"/>
+                <w:rFonts w:ascii="Arakom" w:cs="Arakom" w:eastAsia="Arakom" w:hAnsi="Arakom"/>
                 <w:b w:val="false"/>
                 <w:bCs w:val="false"/>
                 <w:color w:val="111111"/>
@@ -1175,7 +1175,7 @@
             </w:r>
             <w:r>
               <w:rPr>
-                <w:rFonts w:ascii="Markazi Text" w:cs="Markazi Text" w:eastAsia="Markazi Text" w:hAnsi="Markazi Text"/>
+                <w:rFonts w:ascii="Arakom" w:cs="Arakom" w:eastAsia="Arakom" w:hAnsi="Arakom"/>
                 <w:b w:val="false"/>
                 <w:bCs w:val="false"/>
                 <w:color w:val="111111"/>
@@ -1224,7 +1224,7 @@
             </w:r>
             <w:r>
               <w:rPr>
-                <w:rFonts w:ascii="Markazi Text" w:cs="Markazi Text" w:eastAsia="Markazi Text" w:hAnsi="Markazi Text"/>
+                <w:rFonts w:ascii="Arakom" w:cs="Arakom" w:eastAsia="Arakom" w:hAnsi="Arakom"/>
                 <w:b w:val="false"/>
                 <w:bCs w:val="false"/>
                 <w:color w:val="111111"/>
@@ -1260,7 +1260,7 @@
       </w:r>
       <w:r>
         <w:rPr>
-          <w:rFonts w:ascii="Markazi Text" w:cs="Markazi Text" w:eastAsia="Markazi Text" w:hAnsi="Markazi Text"/>
+          <w:rFonts w:ascii="Arakom" w:cs="Arakom" w:eastAsia="Arakom" w:hAnsi="Arakom"/>
           <w:b w:val="false"/>
           <w:bCs w:val="false"/>
           <w:color w:val="111111"/>
@@ -1328,7 +1328,7 @@
             </w:r>
             <w:r>
               <w:rPr>
-                <w:rFonts w:ascii="Markazi Text" w:cs="Markazi Text" w:eastAsia="Markazi Text" w:hAnsi="Markazi Text"/>
+                <w:rFonts w:ascii="Arakom" w:cs="Arakom" w:eastAsia="Arakom" w:hAnsi="Arakom"/>
                 <w:b w:val="false"/>
                 <w:bCs w:val="false"/>
                 <w:color w:val="111111"/>
@@ -1377,7 +1377,7 @@
             </w:r>
             <w:r>
               <w:rPr>
-                <w:rFonts w:ascii="Markazi Text" w:cs="Markazi Text" w:eastAsia="Markazi Text" w:hAnsi="Markazi Text"/>
+                <w:rFonts w:ascii="Arakom" w:cs="Arakom" w:eastAsia="Arakom" w:hAnsi="Arakom"/>
                 <w:b w:val="false"/>
                 <w:bCs w:val="false"/>
                 <w:color w:val="111111"/>
@@ -1431,7 +1431,7 @@
             </w:r>
             <w:r>
               <w:rPr>
-                <w:rFonts w:ascii="Markazi Text" w:cs="Markazi Text" w:eastAsia="Markazi Text" w:hAnsi="Markazi Text"/>
+                <w:rFonts w:ascii="Arakom" w:cs="Arakom" w:eastAsia="Arakom" w:hAnsi="Arakom"/>
                 <w:b w:val="false"/>
                 <w:bCs w:val="false"/>
                 <w:color w:val="111111"/>
@@ -1480,7 +1480,7 @@
             </w:r>
             <w:r>
               <w:rPr>
-                <w:rFonts w:ascii="Markazi Text" w:cs="Markazi Text" w:eastAsia="Markazi Text" w:hAnsi="Markazi Text"/>
+                <w:rFonts w:ascii="Arakom" w:cs="Arakom" w:eastAsia="Arakom" w:hAnsi="Arakom"/>
                 <w:b w:val="false"/>
                 <w:bCs w:val="false"/>
                 <w:color w:val="111111"/>
@@ -1848,7 +1848,7 @@
             </w:pPr>
             <w:r>
               <w:rPr>
-                <w:rFonts w:ascii="Markazi Text" w:cs="Markazi Text" w:eastAsia="Markazi Text" w:hAnsi="Markazi Text"/>
+                <w:rFonts w:ascii="Arakom" w:cs="Arakom" w:eastAsia="Arakom" w:hAnsi="Arakom"/>
                 <w:b w:val="false"/>
                 <w:bCs w:val="false"/>
                 <w:color w:val="111111"/>
@@ -1974,7 +1974,7 @@
             </w:pPr>
             <w:r>
               <w:rPr>
-                <w:rFonts w:ascii="Markazi Text" w:cs="Markazi Text" w:eastAsia="Markazi Text" w:hAnsi="Markazi Text"/>
+                <w:rFonts w:ascii="Arakom" w:cs="Arakom" w:eastAsia="Arakom" w:hAnsi="Arakom"/>
                 <w:b w:val="false"/>
                 <w:bCs w:val="false"/>
                 <w:color w:val="111111"/>
@@ -2100,7 +2100,7 @@
             </w:pPr>
             <w:r>
               <w:rPr>
-                <w:rFonts w:ascii="Markazi Text" w:cs="Markazi Text" w:eastAsia="Markazi Text" w:hAnsi="Markazi Text"/>
+                <w:rFonts w:ascii="Arakom" w:cs="Arakom" w:eastAsia="Arakom" w:hAnsi="Arakom"/>
                 <w:b w:val="false"/>
                 <w:bCs w:val="false"/>
                 <w:color w:val="111111"/>
@@ -2226,7 +2226,7 @@
             </w:pPr>
             <w:r>
               <w:rPr>
-                <w:rFonts w:ascii="Markazi Text" w:cs="Markazi Text" w:eastAsia="Markazi Text" w:hAnsi="Markazi Text"/>
+                <w:rFonts w:ascii="Arakom" w:cs="Arakom" w:eastAsia="Arakom" w:hAnsi="Arakom"/>
                 <w:b w:val="false"/>
                 <w:bCs w:val="false"/>
                 <w:color w:val="111111"/>
@@ -2352,7 +2352,7 @@
             </w:pPr>
             <w:r>
               <w:rPr>
-                <w:rFonts w:ascii="Markazi Text" w:cs="Markazi Text" w:eastAsia="Markazi Text" w:hAnsi="Markazi Text"/>
+                <w:rFonts w:ascii="Arakom" w:cs="Arakom" w:eastAsia="Arakom" w:hAnsi="Arakom"/>
                 <w:b w:val="false"/>
                 <w:bCs w:val="false"/>
                 <w:color w:val="111111"/>
@@ -2588,7 +2588,7 @@
             </w:r>
             <w:r>
               <w:rPr>
-                <w:rFonts w:ascii="Markazi Text" w:cs="Markazi Text" w:eastAsia="Markazi Text" w:hAnsi="Markazi Text"/>
+                <w:rFonts w:ascii="Arakom" w:cs="Arakom" w:eastAsia="Arakom" w:hAnsi="Arakom"/>
                 <w:b w:val="false"/>
                 <w:bCs w:val="false"/>
                 <w:color w:val="111111"/>
@@ -2638,7 +2638,7 @@
             </w:r>
             <w:r>
               <w:rPr>
-                <w:rFonts w:ascii="Markazi Text" w:cs="Markazi Text" w:eastAsia="Markazi Text" w:hAnsi="Markazi Text"/>
+                <w:rFonts w:ascii="Arakom" w:cs="Arakom" w:eastAsia="Arakom" w:hAnsi="Arakom"/>
                 <w:b w:val="false"/>
                 <w:bCs w:val="false"/>
                 <w:color w:val="111111"/>
@@ -2693,7 +2693,7 @@
             </w:r>
             <w:r>
               <w:rPr>
-                <w:rFonts w:ascii="Markazi Text" w:cs="Markazi Text" w:eastAsia="Markazi Text" w:hAnsi="Markazi Text"/>
+                <w:rFonts w:ascii="Arakom" w:cs="Arakom" w:eastAsia="Arakom" w:hAnsi="Arakom"/>
                 <w:b w:val="false"/>
                 <w:bCs w:val="false"/>
                 <w:color w:val="111111"/>
@@ -2743,7 +2743,7 @@
             </w:r>
             <w:r>
               <w:rPr>
-                <w:rFonts w:ascii="Markazi Text" w:cs="Markazi Text" w:eastAsia="Markazi Text" w:hAnsi="Markazi Text"/>
+                <w:rFonts w:ascii="Arakom" w:cs="Arakom" w:eastAsia="Arakom" w:hAnsi="Arakom"/>
                 <w:b w:val="false"/>
                 <w:bCs w:val="false"/>
                 <w:color w:val="111111"/>
@@ -3321,7 +3321,7 @@
             </w:r>
             <w:r>
               <w:rPr>
-                <w:rFonts w:ascii="Markazi Text" w:cs="Markazi Text" w:eastAsia="Markazi Text" w:hAnsi="Markazi Text"/>
+                <w:rFonts w:ascii="Arakom" w:cs="Arakom" w:eastAsia="Arakom" w:hAnsi="Arakom"/>
                 <w:b w:val="false"/>
                 <w:bCs w:val="false"/>
                 <w:color w:val="111111"/>
@@ -3371,7 +3371,7 @@
             </w:r>
             <w:r>
               <w:rPr>
-                <w:rFonts w:ascii="Markazi Text" w:cs="Markazi Text" w:eastAsia="Markazi Text" w:hAnsi="Markazi Text"/>
+                <w:rFonts w:ascii="Arakom" w:cs="Arakom" w:eastAsia="Arakom" w:hAnsi="Arakom"/>
                 <w:b w:val="false"/>
                 <w:bCs w:val="false"/>
                 <w:color w:val="111111"/>
@@ -3426,7 +3426,7 @@
             </w:r>
             <w:r>
               <w:rPr>
-                <w:rFonts w:ascii="Markazi Text" w:cs="Markazi Text" w:eastAsia="Markazi Text" w:hAnsi="Markazi Text"/>
+                <w:rFonts w:ascii="Arakom" w:cs="Arakom" w:eastAsia="Arakom" w:hAnsi="Arakom"/>
                 <w:b w:val="false"/>
                 <w:bCs w:val="false"/>
                 <w:color w:val="111111"/>
@@ -3476,7 +3476,7 @@
             </w:r>
             <w:r>
               <w:rPr>
-                <w:rFonts w:ascii="Markazi Text" w:cs="Markazi Text" w:eastAsia="Markazi Text" w:hAnsi="Markazi Text"/>
+                <w:rFonts w:ascii="Arakom" w:cs="Arakom" w:eastAsia="Arakom" w:hAnsi="Arakom"/>
                 <w:b w:val="false"/>
                 <w:bCs w:val="false"/>
                 <w:color w:val="111111"/>
@@ -3993,7 +3993,7 @@
             </w:pPr>
             <w:r>
               <w:rPr>
-                <w:rFonts w:ascii="Markazi Text" w:cs="Markazi Text" w:eastAsia="Markazi Text" w:hAnsi="Markazi Text"/>
+                <w:rFonts w:ascii="Arakom" w:cs="Arakom" w:eastAsia="Arakom" w:hAnsi="Arakom"/>
                 <w:b w:val="false"/>
                 <w:bCs w:val="false"/>
                 <w:color w:val="111111"/>
@@ -4163,7 +4163,7 @@
             </w:pPr>
             <w:r>
               <w:rPr>
-                <w:rFonts w:ascii="Markazi Text" w:cs="Markazi Text" w:eastAsia="Markazi Text" w:hAnsi="Markazi Text"/>
+                <w:rFonts w:ascii="Arakom" w:cs="Arakom" w:eastAsia="Arakom" w:hAnsi="Arakom"/>
                 <w:b w:val="false"/>
                 <w:bCs w:val="false"/>
                 <w:color w:val="111111"/>
@@ -4333,7 +4333,7 @@
             </w:pPr>
             <w:r>
               <w:rPr>
-                <w:rFonts w:ascii="Markazi Text" w:cs="Markazi Text" w:eastAsia="Markazi Text" w:hAnsi="Markazi Text"/>
+                <w:rFonts w:ascii="Arakom" w:cs="Arakom" w:eastAsia="Arakom" w:hAnsi="Arakom"/>
                 <w:b w:val="false"/>
                 <w:bCs w:val="false"/>
                 <w:color w:val="111111"/>
@@ -4503,7 +4503,7 @@
             </w:pPr>
             <w:r>
               <w:rPr>
-                <w:rFonts w:ascii="Markazi Text" w:cs="Markazi Text" w:eastAsia="Markazi Text" w:hAnsi="Markazi Text"/>
+                <w:rFonts w:ascii="Arakom" w:cs="Arakom" w:eastAsia="Arakom" w:hAnsi="Arakom"/>
                 <w:b w:val="false"/>
                 <w:bCs w:val="false"/>
                 <w:color w:val="111111"/>
@@ -4673,7 +4673,7 @@
             </w:pPr>
             <w:r>
               <w:rPr>
-                <w:rFonts w:ascii="Markazi Text" w:cs="Markazi Text" w:eastAsia="Markazi Text" w:hAnsi="Markazi Text"/>
+                <w:rFonts w:ascii="Arakom" w:cs="Arakom" w:eastAsia="Arakom" w:hAnsi="Arakom"/>
                 <w:b w:val="false"/>
                 <w:bCs w:val="false"/>
                 <w:color w:val="111111"/>
@@ -4825,7 +4825,7 @@
             </w:pPr>
             <w:r>
               <w:rPr>
-                <w:rFonts w:ascii="Markazi Text" w:cs="Markazi Text" w:eastAsia="Markazi Text" w:hAnsi="Markazi Text"/>
+                <w:rFonts w:ascii="Arakom" w:cs="Arakom" w:eastAsia="Arakom" w:hAnsi="Arakom"/>
                 <w:b w:val="false"/>
                 <w:bCs w:val="false"/>
                 <w:color w:val="111111"/>
@@ -4932,7 +4932,7 @@
             </w:pPr>
             <w:r>
               <w:rPr>
-                <w:rFonts w:ascii="Markazi Text" w:cs="Markazi Text" w:eastAsia="Markazi Text" w:hAnsi="Markazi Text"/>
+                <w:rFonts w:ascii="Arakom" w:cs="Arakom" w:eastAsia="Arakom" w:hAnsi="Arakom"/>
                 <w:b w:val="false"/>
                 <w:bCs w:val="false"/>
                 <w:color w:val="111111"/>
@@ -5004,7 +5004,7 @@
             </w:pPr>
             <w:r>
               <w:rPr>
-                <w:rFonts w:ascii="Markazi Text" w:cs="Markazi Text" w:eastAsia="Markazi Text" w:hAnsi="Markazi Text"/>
+                <w:rFonts w:ascii="Arakom" w:cs="Arakom" w:eastAsia="Arakom" w:hAnsi="Arakom"/>
                 <w:b w:val="false"/>
                 <w:bCs w:val="false"/>
                 <w:color w:val="111111"/>
@@ -5076,7 +5076,7 @@
             </w:pPr>
             <w:r>
               <w:rPr>
-                <w:rFonts w:ascii="Markazi Text" w:cs="Markazi Text" w:eastAsia="Markazi Text" w:hAnsi="Markazi Text"/>
+                <w:rFonts w:ascii="Arakom" w:cs="Arakom" w:eastAsia="Arakom" w:hAnsi="Arakom"/>
                 <w:b w:val="false"/>
                 <w:bCs w:val="false"/>
                 <w:color w:val="111111"/>
@@ -5148,7 +5148,7 @@
             </w:pPr>
             <w:r>
               <w:rPr>
-                <w:rFonts w:ascii="Markazi Text" w:cs="Markazi Text" w:eastAsia="Markazi Text" w:hAnsi="Markazi Text"/>
+                <w:rFonts w:ascii="Arakom" w:cs="Arakom" w:eastAsia="Arakom" w:hAnsi="Arakom"/>
                 <w:b w:val="false"/>
                 <w:bCs w:val="false"/>
                 <w:color w:val="111111"/>
@@ -5220,7 +5220,7 @@
             </w:pPr>
             <w:r>
               <w:rPr>
-                <w:rFonts w:ascii="Markazi Text" w:cs="Markazi Text" w:eastAsia="Markazi Text" w:hAnsi="Markazi Text"/>
+                <w:rFonts w:ascii="Arakom" w:cs="Arakom" w:eastAsia="Arakom" w:hAnsi="Arakom"/>
                 <w:b w:val="false"/>
                 <w:bCs w:val="false"/>
                 <w:color w:val="111111"/>
@@ -5489,7 +5489,7 @@
             </w:pPr>
             <w:r>
               <w:rPr>
-                <w:rFonts w:ascii="Markazi Text" w:cs="Markazi Text" w:eastAsia="Markazi Text" w:hAnsi="Markazi Text"/>
+                <w:rFonts w:ascii="Arakom" w:cs="Arakom" w:eastAsia="Arakom" w:hAnsi="Arakom"/>
                 <w:b w:val="false"/>
                 <w:bCs w:val="false"/>
                 <w:color w:val="111111"/>
@@ -5585,7 +5585,7 @@
             </w:pPr>
             <w:r>
               <w:rPr>
-                <w:rFonts w:ascii="Markazi Text" w:cs="Markazi Text" w:eastAsia="Markazi Text" w:hAnsi="Markazi Text"/>
+                <w:rFonts w:ascii="Arakom" w:cs="Arakom" w:eastAsia="Arakom" w:hAnsi="Arakom"/>
                 <w:b w:val="false"/>
                 <w:bCs w:val="false"/>
                 <w:color w:val="111111"/>
@@ -5681,7 +5681,7 @@
             </w:pPr>
             <w:r>
               <w:rPr>
-                <w:rFonts w:ascii="Markazi Text" w:cs="Markazi Text" w:eastAsia="Markazi Text" w:hAnsi="Markazi Text"/>
+                <w:rFonts w:ascii="Arakom" w:cs="Arakom" w:eastAsia="Arakom" w:hAnsi="Arakom"/>
                 <w:b w:val="false"/>
                 <w:bCs w:val="false"/>
                 <w:color w:val="111111"/>
@@ -5777,7 +5777,7 @@
             </w:pPr>
             <w:r>
               <w:rPr>
-                <w:rFonts w:ascii="Markazi Text" w:cs="Markazi Text" w:eastAsia="Markazi Text" w:hAnsi="Markazi Text"/>
+                <w:rFonts w:ascii="Arakom" w:cs="Arakom" w:eastAsia="Arakom" w:hAnsi="Arakom"/>
                 <w:b w:val="false"/>
                 <w:bCs w:val="false"/>
                 <w:color w:val="111111"/>
@@ -5873,7 +5873,7 @@
             </w:pPr>
             <w:r>
               <w:rPr>
-                <w:rFonts w:ascii="Markazi Text" w:cs="Markazi Text" w:eastAsia="Markazi Text" w:hAnsi="Markazi Text"/>
+                <w:rFonts w:ascii="Arakom" w:cs="Arakom" w:eastAsia="Arakom" w:hAnsi="Arakom"/>
                 <w:b w:val="false"/>
                 <w:bCs w:val="false"/>
                 <w:color w:val="111111"/>
@@ -6202,7 +6202,7 @@
             </w:pPr>
             <w:r>
               <w:rPr>
-                <w:rFonts w:ascii="Markazi Text" w:cs="Markazi Text" w:eastAsia="Markazi Text" w:hAnsi="Markazi Text"/>
+                <w:rFonts w:ascii="Arakom" w:cs="Arakom" w:eastAsia="Arakom" w:hAnsi="Arakom"/>
                 <w:b w:val="false"/>
                 <w:bCs w:val="false"/>
                 <w:color w:val="111111"/>
@@ -6298,7 +6298,7 @@
             </w:pPr>
             <w:r>
               <w:rPr>
-                <w:rFonts w:ascii="Markazi Text" w:cs="Markazi Text" w:eastAsia="Markazi Text" w:hAnsi="Markazi Text"/>
+                <w:rFonts w:ascii="Arakom" w:cs="Arakom" w:eastAsia="Arakom" w:hAnsi="Arakom"/>
                 <w:b w:val="false"/>
                 <w:bCs w:val="false"/>
                 <w:color w:val="111111"/>
@@ -6394,7 +6394,7 @@
             </w:pPr>
             <w:r>
               <w:rPr>
-                <w:rFonts w:ascii="Markazi Text" w:cs="Markazi Text" w:eastAsia="Markazi Text" w:hAnsi="Markazi Text"/>
+                <w:rFonts w:ascii="Arakom" w:cs="Arakom" w:eastAsia="Arakom" w:hAnsi="Arakom"/>
                 <w:b w:val="false"/>
                 <w:bCs w:val="false"/>
                 <w:color w:val="111111"/>
@@ -6490,7 +6490,7 @@
             </w:pPr>
             <w:r>
               <w:rPr>
-                <w:rFonts w:ascii="Markazi Text" w:cs="Markazi Text" w:eastAsia="Markazi Text" w:hAnsi="Markazi Text"/>
+                <w:rFonts w:ascii="Arakom" w:cs="Arakom" w:eastAsia="Arakom" w:hAnsi="Arakom"/>
                 <w:b w:val="false"/>
                 <w:bCs w:val="false"/>
                 <w:color w:val="111111"/>
@@ -6586,7 +6586,7 @@
             </w:pPr>
             <w:r>
               <w:rPr>
-                <w:rFonts w:ascii="Markazi Text" w:cs="Markazi Text" w:eastAsia="Markazi Text" w:hAnsi="Markazi Text"/>
+                <w:rFonts w:ascii="Arakom" w:cs="Arakom" w:eastAsia="Arakom" w:hAnsi="Arakom"/>
                 <w:b w:val="false"/>
                 <w:bCs w:val="false"/>
                 <w:color w:val="111111"/>
@@ -6738,7 +6738,7 @@
             </w:pPr>
             <w:r>
               <w:rPr>
-                <w:rFonts w:ascii="Markazi Text" w:cs="Markazi Text" w:eastAsia="Markazi Text" w:hAnsi="Markazi Text"/>
+                <w:rFonts w:ascii="Arakom" w:cs="Arakom" w:eastAsia="Arakom" w:hAnsi="Arakom"/>
                 <w:b w:val="false"/>
                 <w:bCs w:val="false"/>
                 <w:color w:val="111111"/>
@@ -7700,7 +7700,7 @@
             </w:pPr>
             <w:r>
               <w:rPr>
-                <w:rFonts w:ascii="Markazi Text" w:cs="Markazi Text" w:eastAsia="Markazi Text" w:hAnsi="Markazi Text"/>
+                <w:rFonts w:ascii="Arakom" w:cs="Arakom" w:eastAsia="Arakom" w:hAnsi="Arakom"/>
                 <w:b w:val="false"/>
                 <w:bCs w:val="false"/>
                 <w:color w:val="111111"/>
@@ -7888,7 +7888,7 @@
             </w:pPr>
             <w:r>
               <w:rPr>
-                <w:rFonts w:ascii="Markazi Text" w:cs="Markazi Text" w:eastAsia="Markazi Text" w:hAnsi="Markazi Text"/>
+                <w:rFonts w:ascii="Arakom" w:cs="Arakom" w:eastAsia="Arakom" w:hAnsi="Arakom"/>
                 <w:b w:val="false"/>
                 <w:bCs w:val="false"/>
                 <w:color w:val="111111"/>
@@ -7906,7 +7906,7 @@
             </w:pPr>
             <w:r>
               <w:rPr>
-                <w:rFonts w:ascii="Markazi Text" w:cs="Markazi Text" w:eastAsia="Markazi Text" w:hAnsi="Markazi Text"/>
+                <w:rFonts w:ascii="Arakom" w:cs="Arakom" w:eastAsia="Arakom" w:hAnsi="Arakom"/>
                 <w:b w:val="false"/>
                 <w:bCs w:val="false"/>
                 <w:color w:val="111111"/>
@@ -7924,7 +7924,7 @@
             </w:pPr>
             <w:r>
               <w:rPr>
-                <w:rFonts w:ascii="Markazi Text" w:cs="Markazi Text" w:eastAsia="Markazi Text" w:hAnsi="Markazi Text"/>
+                <w:rFonts w:ascii="Arakom" w:cs="Arakom" w:eastAsia="Arakom" w:hAnsi="Arakom"/>
                 <w:b w:val="false"/>
                 <w:bCs w:val="false"/>
                 <w:color w:val="111111"/>
